--- a/deliverables/VIDEO_7_Are_You_Growing_Or_Just_Being_Given_More_Work_FINAL/Publishing_Materials.docx
+++ b/deliverables/VIDEO_7_Are_You_Growing_Or_Just_Being_Given_More_Work_FINAL/Publishing_Materials.docx
@@ -87,7 +87,7 @@
         <w:rPr>
           <w:sz w:val="21"/>
         </w:rPr>
-        <w:t>MORE WORK is not GROWTH   (artwork uses the approved symbol form)</w:t>
+        <w:t>MORE WORK ≠ GROWTH</w:t>
       </w:r>
     </w:p>
     <w:p>

--- a/deliverables/VIDEO_7_Are_You_Growing_Or_Just_Being_Given_More_Work_FINAL/Publishing_Materials.docx
+++ b/deliverables/VIDEO_7_Are_You_Growing_Or_Just_Being_Given_More_Work_FINAL/Publishing_Materials.docx
@@ -62,7 +62,7 @@
           <w:color w:val="8A6D1E"/>
           <w:sz w:val="20"/>
         </w:rPr>
-        <w:t xml:space="preserve">Primary title  </w:t>
+        <w:t xml:space="preserve">Title  </w:t>
       </w:r>
       <w:r>
         <w:rPr>
@@ -81,7 +81,7 @@
           <w:color w:val="8A6D1E"/>
           <w:sz w:val="20"/>
         </w:rPr>
-        <w:t xml:space="preserve">Active thumbnail line  </w:t>
+        <w:t xml:space="preserve">Active thumbnail  </w:t>
       </w:r>
       <w:r>
         <w:rPr>
@@ -100,13 +100,13 @@
           <w:color w:val="8A6D1E"/>
           <w:sz w:val="20"/>
         </w:rPr>
-        <w:t xml:space="preserve">Thumbnail artwork status  </w:t>
+        <w:t xml:space="preserve">Opening identifier  </w:t>
       </w:r>
       <w:r>
         <w:rPr>
           <w:sz w:val="21"/>
         </w:rPr>
-        <w:t>APPROVED, UNCHANGED IN THIS REVISION</w:t>
+        <w:t>“Sometimes the reward for being dependable is not growth. It is more work.”</w:t>
       </w:r>
     </w:p>
     <w:p>
@@ -119,13 +119,13 @@
           <w:color w:val="8A6D1E"/>
           <w:sz w:val="20"/>
         </w:rPr>
-        <w:t xml:space="preserve">Alternate thumbnail line  </w:t>
+        <w:t xml:space="preserve">Framework  </w:t>
       </w:r>
       <w:r>
         <w:rPr>
           <w:sz w:val="21"/>
         </w:rPr>
-        <w:t>BUSIER IS NOT BETTER   (alternate line only. Not the active thumbnail, and deliberately not placed on any reference frame in this package.)</w:t>
+        <w:t>CAR: Complexity, Authority, Return</w:t>
       </w:r>
     </w:p>
     <w:p>
@@ -164,6 +164,25 @@
           <w:sz w:val="21"/>
         </w:rPr>
         <w:t>Make Your Next Move Without Starting Over   https://www.youtube.com/playlist?list=PLJt1Qn1s6-3U</w:t>
+      </w:r>
+    </w:p>
+    <w:p>
+      <w:pPr>
+        <w:spacing w:after="80"/>
+      </w:pPr>
+      <w:r>
+        <w:rPr>
+          <w:b/>
+          <w:color w:val="8A6D1E"/>
+          <w:sz w:val="20"/>
+        </w:rPr>
+        <w:t xml:space="preserve">Watch Next  </w:t>
+      </w:r>
+      <w:r>
+        <w:rPr>
+          <w:sz w:val="21"/>
+        </w:rPr>
+        <w:t>How to Show Your Impact at Work When You Built It From Scratch   (Video 8)</w:t>
       </w:r>
     </w:p>
     <w:p>
@@ -212,7 +231,7 @@
           <w:i w:val="0"/>
           <w:sz w:val="22"/>
         </w:rPr>
-        <w:t>Are you actually growing at work, or has your job simply become bigger?</w:t>
+        <w:t>Sometimes the reward for being dependable is not growth. It is more work.</w:t>
       </w:r>
     </w:p>
     <w:p>
@@ -225,7 +244,7 @@
           <w:i w:val="0"/>
           <w:sz w:val="22"/>
         </w:rPr>
-        <w:t>Sometimes the reward for being dependable is not growth. It is more work. A colleague leaves, a project has no clear owner, and because you can absorb it, you do. Six months later your scope is bigger, your calendar is fuller, and everybody describes it as growth. Maybe it is. Or maybe the organization has simply learned that you will absorb more.</w:t>
+        <w:t>A colleague leaves. A project has no clear owner. Your manager asks if you can take this too. You do, because you can. Six months later your scope is bigger, your calendar is fuller, and everybody describes it as growth. Maybe it is. Or maybe the organization has simply learned that you will absorb more.</w:t>
       </w:r>
     </w:p>
     <w:p>
@@ -238,7 +257,7 @@
           <w:i w:val="0"/>
           <w:sz w:val="22"/>
         </w:rPr>
-        <w:t>In this video, I use the CAR test to separate the two:</w:t>
+        <w:t>Before you accept the label, run the CAR test:</w:t>
       </w:r>
     </w:p>
     <w:p>
@@ -251,11 +270,11 @@
           <w:i w:val="0"/>
           <w:sz w:val="22"/>
         </w:rPr>
-        <w:t>✨ Complexity: Did the problem become harder, or did the volume simply increase?</w:t>
+        <w:t>✨ Complexity: did the problem become harder, or did the volume simply increase?</w:t>
         <w:br/>
-        <w:t>✨ Authority: Did your ability to influence or decide expand with the responsibility?</w:t>
+        <w:t>✨ Authority: did your ability to influence or decide expand with the responsibility?</w:t>
         <w:br/>
-        <w:t>✨ Return: What did the additional work return to your capability, evidence, or recognition?</w:t>
+        <w:t>✨ Return: what did the additional work return in capability, evidence, or recognition?</w:t>
       </w:r>
     </w:p>
     <w:p>
@@ -281,7 +300,20 @@
           <w:i w:val="0"/>
           <w:sz w:val="22"/>
         </w:rPr>
-        <w:t>This test is not a moral judgment about every extra task. Temporary coverage can be a responsible choice during a launch, vacancy, or transition. Growth can be tiring. The issue is whether the extra work has a boundary, a review point, and a visible career return. And finances, family, health, safety, immigration, benefits, stability, and timing can legitimately shape what you choose.</w:t>
+        <w:t>Praise is welcome. Praise alone is not role design.</w:t>
+      </w:r>
+    </w:p>
+    <w:p>
+      <w:pPr>
+        <w:spacing w:before="0" w:after="160"/>
+      </w:pPr>
+      <w:r>
+        <w:rPr>
+          <w:b w:val="0"/>
+          <w:i w:val="0"/>
+          <w:sz w:val="22"/>
+        </w:rPr>
+        <w:t>This is not a moral judgment about every extra task. Temporary coverage can be a responsible choice during a launch, vacancy, or transition, and growth can be tiring. The issue is whether the extra work has a boundary, a review point, and a real return. Some worthwhile assignments return more in one category than another, and you may gain capability before the title catches up. And finances, family, health, safety, immigration, benefits, stability, and timing can legitimately shape what you choose.</w:t>
       </w:r>
     </w:p>
     <w:p>
@@ -471,7 +503,20 @@
           <w:i w:val="0"/>
           <w:sz w:val="22"/>
         </w:rPr>
-        <w:t>If Complexity, Authority, and Return are all expanding, you probably have a real growth case. If the volume grew but those three did not, the role may have expanded mainly as workload. That can be acceptable for a short season. Just give the season a boundary and a review date.</w:t>
+        <w:t>If Complexity, Authority, and Return are all expanding, the career case for growth is visible. If the volume grew but those three did not, the role may have expanded mainly as workload. That can be acceptable for a short season. Just give the season a boundary and a review date.</w:t>
+      </w:r>
+    </w:p>
+    <w:p>
+      <w:pPr>
+        <w:spacing w:before="0" w:after="160"/>
+      </w:pPr>
+      <w:r>
+        <w:rPr>
+          <w:b w:val="0"/>
+          <w:i w:val="0"/>
+          <w:sz w:val="22"/>
+        </w:rPr>
+        <w:t>Praise is welcome. Praise alone is not role design.</w:t>
       </w:r>
     </w:p>
     <w:p>
@@ -582,7 +627,7 @@
           <w:color w:val="112345"/>
           <w:sz w:val="26"/>
         </w:rPr>
-        <w:t>PLAYLIST AND ROUTING</w:t>
+        <w:t>WHAT CHANGED IN THIS SYNCHRONIZATION</w:t>
       </w:r>
     </w:p>
     <w:p>
@@ -595,13 +640,13 @@
           <w:color w:val="8A6D1E"/>
           <w:sz w:val="20"/>
         </w:rPr>
-        <w:t xml:space="preserve">Playlist  </w:t>
+        <w:t xml:space="preserve">Description  </w:t>
       </w:r>
       <w:r>
         <w:rPr>
           <w:sz w:val="21"/>
         </w:rPr>
-        <w:t>Make Your Next Move Without Starting Over</w:t>
+        <w:t>TWO SENTENCES ADDED, NOTHING REMOVED. The opening, the CAR bullets, the resource route, Watch Next and hashtags were already accurate against the locked script. Added the "Praise alone is not role design" payoff, which the script now makes a major beat, and the script's nuance that some assignments return more in one category than another. Title and thumbnail unchanged; the thumbnail field keeps the exact locked symbol form.</w:t>
       </w:r>
     </w:p>
     <w:p>
@@ -614,13 +659,13 @@
           <w:color w:val="8A6D1E"/>
           <w:sz w:val="20"/>
         </w:rPr>
-        <w:t xml:space="preserve">URL  </w:t>
+        <w:t xml:space="preserve">Pinned comment  </w:t>
       </w:r>
       <w:r>
         <w:rPr>
           <w:sz w:val="21"/>
         </w:rPr>
-        <w:t>https://www.youtube.com/playlist?list=PLJt1Qn1s6-3U</w:t>
+        <w:t>COPY UPDATE. The CAR questions are unchanged. "A real growth case" became "the career case for growth is visible," matching the locked script, and the praise payoff was added because the script now makes it a major beat.</w:t>
       </w:r>
     </w:p>
     <w:p>
@@ -633,51 +678,13 @@
           <w:color w:val="8A6D1E"/>
           <w:sz w:val="20"/>
         </w:rPr>
-        <w:t xml:space="preserve">Position  </w:t>
+        <w:t xml:space="preserve">Tags and hashtags  </w:t>
       </w:r>
       <w:r>
         <w:rPr>
           <w:sz w:val="21"/>
         </w:rPr>
-        <w:t>Video 7</w:t>
-      </w:r>
-    </w:p>
-    <w:p>
-      <w:pPr>
-        <w:spacing w:after="80"/>
-      </w:pPr>
-      <w:r>
-        <w:rPr>
-          <w:b/>
-          <w:color w:val="8A6D1E"/>
-          <w:sz w:val="20"/>
-        </w:rPr>
-        <w:t xml:space="preserve">Watch Next  </w:t>
-      </w:r>
-      <w:r>
-        <w:rPr>
-          <w:sz w:val="21"/>
-        </w:rPr>
-        <w:t>How to Show Your Impact at Work When You Built It From Scratch   (Video 8)</w:t>
-      </w:r>
-    </w:p>
-    <w:p>
-      <w:pPr>
-        <w:spacing w:after="80"/>
-      </w:pPr>
-      <w:r>
-        <w:rPr>
-          <w:b/>
-          <w:color w:val="8A6D1E"/>
-          <w:sz w:val="20"/>
-        </w:rPr>
-        <w:t xml:space="preserve">Link placeholder  </w:t>
-      </w:r>
-      <w:r>
-        <w:rPr>
-          <w:sz w:val="21"/>
-        </w:rPr>
-        <w:t>[ADD VIDEO 8 LINK]</w:t>
+        <w:t>Unchanged.</w:t>
       </w:r>
     </w:p>
     <w:p>
@@ -707,16 +714,7 @@
           <w:color w:val="5A6B82"/>
           <w:sz w:val="20"/>
         </w:rPr>
-        <w:t>CHAPTER RULE</w:t>
-        <w:br/>
-        <w:br/>
-        <w:t>Do not estimate chapters from the script, and do not ship the estimated</w:t>
-        <w:br/>
-        <w:t>chapter list that appeared in earlier drafts. Build and insert chapters from</w:t>
-        <w:br/>
-        <w:t>the actual final export after the edit is locked. No chapter timings are</w:t>
-        <w:br/>
-        <w:t>included in this package by design.</w:t>
+        <w:t>NO CHAPTER TIMESTAMPS ARE SUPPLIED. Build chapters from the actual final export after the edit is locked. Do not estimate them from the script.</w:t>
       </w:r>
     </w:p>
     <w:p>
@@ -730,16 +728,7 @@
           <w:color w:val="5A6B82"/>
           <w:sz w:val="20"/>
         </w:rPr>
-        <w:t>MUSIC ATTRIBUTION</w:t>
-        <w:br/>
-        <w:br/>
-        <w:t>Add a MUSIC section to the description only if music is actually used in the</w:t>
-        <w:br/>
-        <w:t>final edit, and use the real track and license information from the finished</w:t>
-        <w:br/>
-        <w:t>project. No track name, artist, or license code is supplied in this package,</w:t>
-        <w:br/>
-        <w:t>because none has been supplied to it. Never invent one.</w:t>
+        <w:t>NO MUSIC ATTRIBUTION IS SUPPLIED. Add a music section only if music is used in the final edit, using the real track and license from the finished project. Never invent a license code.</w:t>
       </w:r>
     </w:p>
     <w:p>
@@ -753,7 +742,32 @@
           <w:color w:val="5A6B82"/>
           <w:sz w:val="20"/>
         </w:rPr>
-        <w:t>One product route only in this video: Capability Formation Field Kit. Do not add a second product link, and do not mention the book, the workshop or any other offer.</w:t>
+        <w:t>LINKED DESTINATIONS</w:t>
+        <w:br/>
+        <w:br/>
+        <w:t>Confirm each destination is reachable by a viewer before publication. These</w:t>
+        <w:br/>
+        <w:t>addresses are carried forward from the approved packages and were not invented</w:t>
+        <w:br/>
+        <w:t>here, but nothing in this package can test whether they resolve:</w:t>
+        <w:br/>
+        <w:br/>
+        <w:t xml:space="preserve">  https://temidayoafonja.com/career-evidence-starter</w:t>
+        <w:br/>
+        <w:t xml:space="preserve">  https://temidayoafonja.com/keep-the-proof</w:t>
+        <w:br/>
+        <w:t xml:space="preserve">  https://temidayoafonja.com/career-decisions</w:t>
+        <w:br/>
+        <w:t xml:space="preserve">  https://temidayoafonja.com/fieldkit</w:t>
+        <w:br/>
+        <w:t xml:space="preserve">  https://www.youtube.com/playlist?list=PLJt1Qn1s6-3U</w:t>
+        <w:br/>
+        <w:br/>
+        <w:t>No YouTube video URL is supplied for any Watch Next card. The placeholder in</w:t>
+        <w:br/>
+        <w:t>each description is deliberate. Paste the real URL once the destination video</w:t>
+        <w:br/>
+        <w:t>is published. Do not construct a YouTube URL from a guessed identifier.</w:t>
       </w:r>
     </w:p>
     <w:p>
@@ -767,7 +781,7 @@
           <w:color w:val="5A6B82"/>
           <w:sz w:val="20"/>
         </w:rPr>
-        <w:t>The title and the thumbnail are unchanged in this revision. The approved thumbnail artwork was not touched.</w:t>
+        <w:t>One product route only in this video. Do not add a second product link and do not stack an additional spoken CTA.</w:t>
       </w:r>
     </w:p>
     <w:sectPr>
